--- a/docassemble/AKA2JBranding/data/templates/sign_content.docx
+++ b/docassemble/AKA2JBranding/data/templates/sign_content.docx
@@ -16,6 +16,8 @@
       </w:pPr>
       <w:r>
         <w:t>1.</w:t>
+      </w:r>
+      <w:r>
         <w:tab/>
         <w:t>If the signature needs to be notarized.</w:t>
       </w:r>
@@ -26,6 +28,8 @@
       </w:pPr>
       <w:r>
         <w:t>2.</w:t>
+      </w:r>
+      <w:r>
         <w:tab/>
         <w:t>If you fill them out a paper copy by hand or use a computer or mobile device.</w:t>
       </w:r>
@@ -36,6 +40,8 @@
       </w:pPr>
       <w:r>
         <w:t>3.</w:t>
+      </w:r>
+      <w:r>
         <w:tab/>
         <w:t>If you file mail or hand deliver a paper copy to the court, or use TrueFiling.</w:t>
       </w:r>
@@ -45,17 +51,44 @@
         <w:pStyle w:val="Body"/>
       </w:pPr>
       <w:r>
-        <w:t>If you fill out your forms on a computer and file them with TrueFiling, you can sign your forms electronically. Type “/s/ your name” on the signature line. For example, Zoe Lee’s  signature would be “/s/ Zoe Lee.” If the form needs to be notarized, fill out and file Self-Certification (No Notary Available), TF-835 []</w:t>
+        <w:t xml:space="preserve">If you fill out your forms on a computer and file them with TrueFiling, you can sign your forms electronically. Type “/s/ your name” on the signature line. For example, Zoe Lee’s  signature would be “/s/ Zoe Lee.” If the form needs to be notarized, fill out and file </w:t>
       </w:r>
-      <w:hyperlink r:id="rId5" w:history="1">
+      <w:r>
+        <w:rPr>
+          <w:b/>
+          <w:bCs/>
+        </w:rPr>
+        <w:t>Self-Certification (No Notary Available), TF-835</w:t>
+      </w:r>
+      <w:r>
+        <w:t xml:space="preserve"> [</w:t>
+      </w:r>
+      <w:hyperlink r:id="rId7" w:history="1">
         <w:r>
           <w:rPr>
             <w:rStyle w:val="Hyperlink"/>
             <w:spacing w:val="0"/>
           </w:rPr>
-          <w:t>Fill in PDF</w:t>
+          <w:t>Fill</w:t>
+        </w:r>
+        <w:r>
+          <w:rPr>
+            <w:rStyle w:val="Hyperlink"/>
+            <w:spacing w:val="0"/>
+          </w:rPr>
+          <w:t>-I</w:t>
+        </w:r>
+        <w:r>
+          <w:rPr>
+            <w:rStyle w:val="Hyperlink"/>
+            <w:spacing w:val="0"/>
+          </w:rPr>
+          <w:t>n PDF</w:t>
         </w:r>
       </w:hyperlink>
+      <w:r>
+        <w:t>]</w:t>
+      </w:r>
     </w:p>
     <w:p>
       <w:pPr>
@@ -88,25 +121,113 @@
         <w:ind w:left="360"/>
       </w:pPr>
       <w:r>
-        <w:t>If your form needs a notarized signature, wait to sign the form until you are in front of someone who has the power to take oaths, like a notary public. If you are filing your documents in person at court, the court clerk can notarize them for free.  Bring a valid photo ID with you.  If you are mailing your documents and do not have access to a notary or court clerk, fill out and file Self-Certification (No Notary Available), TF-835 [].</w:t>
+        <w:t xml:space="preserve">If your form needs a notarized signature, wait to sign the form until you are in front of someone who has the power to take oaths, like a notary public. If you are filing your documents in person at court, the court clerk can notarize them for free.  Bring a valid photo ID with you.  If you are mailing your documents and do not have access to a notary or court clerk, fill out and file </w:t>
       </w:r>
-      <w:hyperlink r:id="rId6" w:history="1">
+      <w:r>
+        <w:rPr>
+          <w:b/>
+          <w:bCs/>
+        </w:rPr>
+        <w:t>Self-Certification (No Notary Available), TF-835</w:t>
+      </w:r>
+      <w:r>
+        <w:t xml:space="preserve"> [</w:t>
+      </w:r>
+      <w:hyperlink r:id="rId8" w:history="1">
         <w:r>
           <w:rPr>
             <w:rStyle w:val="Hyperlink"/>
             <w:spacing w:val="0"/>
           </w:rPr>
-          <w:t>Fill in PDF</w:t>
+          <w:t>Fill</w:t>
+        </w:r>
+        <w:r>
+          <w:rPr>
+            <w:rStyle w:val="Hyperlink"/>
+            <w:spacing w:val="0"/>
+          </w:rPr>
+          <w:t>-I</w:t>
+        </w:r>
+        <w:r>
+          <w:rPr>
+            <w:rStyle w:val="Hyperlink"/>
+            <w:spacing w:val="0"/>
+          </w:rPr>
+          <w:t>n PDF</w:t>
+        </w:r>
+      </w:hyperlink>
+      <w:r>
+        <w:t>].</w:t>
+      </w:r>
+    </w:p>
+    <w:p>
+      <w:pPr>
+        <w:pStyle w:val="Heading3"/>
+      </w:pPr>
+      <w:r>
+        <w:t>Link in this step</w:t>
+      </w:r>
+    </w:p>
+    <w:p>
+      <w:pPr>
+        <w:pStyle w:val="Body"/>
+      </w:pPr>
+      <w:r>
+        <w:rPr>
+          <w:b/>
+          <w:bCs/>
+        </w:rPr>
+        <w:t>Self-Certification (No Notary Available), TF-835</w:t>
+      </w:r>
+      <w:r>
+        <w:t xml:space="preserve"> [</w:t>
+      </w:r>
+      <w:hyperlink r:id="rId9" w:history="1">
+        <w:r>
+          <w:rPr>
+            <w:rStyle w:val="Hyperlink"/>
+            <w:spacing w:val="0"/>
+          </w:rPr>
+          <w:t>Fill</w:t>
+        </w:r>
+        <w:r>
+          <w:rPr>
+            <w:rStyle w:val="Hyperlink"/>
+            <w:spacing w:val="0"/>
+          </w:rPr>
+          <w:t>-I</w:t>
+        </w:r>
+        <w:r>
+          <w:rPr>
+            <w:rStyle w:val="Hyperlink"/>
+            <w:spacing w:val="0"/>
+          </w:rPr>
+          <w:t>n PDF</w:t>
+        </w:r>
+      </w:hyperlink>
+      <w:r>
+        <w:t>]</w:t>
+      </w:r>
+      <w:r>
+        <w:br/>
+      </w:r>
+      <w:hyperlink r:id="rId10" w:history="1">
+        <w:r>
+          <w:rPr>
+            <w:rStyle w:val="Hyperlink"/>
+            <w:spacing w:val="0"/>
+          </w:rPr>
+          <w:t>ak-courts.info/tf835</w:t>
         </w:r>
       </w:hyperlink>
     </w:p>
     <w:sectPr>
-      <w:headerReference w:type="default" r:id="rId9"/>
-      <w:headerReference w:type="first" r:id="rId10"/>
       <w:headerReference w:type="even" r:id="rId11"/>
-      <w:footerReference w:type="default" r:id="rId12"/>
-      <w:footerReference w:type="first" r:id="rId13"/>
-      <w:footerReference w:type="even" r:id="rId14"/>
+      <w:headerReference w:type="default" r:id="rId12"/>
+      <w:footerReference w:type="even" r:id="rId13"/>
+      <w:footerReference w:type="default" r:id="rId14"/>
+      <w:headerReference w:type="first" r:id="rId15"/>
+      <w:footerReference w:type="first" r:id="rId16"/>
       <w:pgSz w:w="12240" w:h="15840"/>
       <w:pgMar w:top="1440" w:right="1440" w:bottom="1440" w:left="1440" w:header="720" w:footer="720" w:gutter="0"/>
       <w:cols w:space="720"/>
@@ -116,8 +237,33 @@
 </w:document>
 </file>
 
+<file path=word/endnotes.xml><?xml version="1.0" encoding="utf-8"?>
+<w:endnotes xmlns:wpc="http://schemas.microsoft.com/office/word/2010/wordprocessingCanvas" xmlns:cx="http://schemas.microsoft.com/office/drawing/2014/chartex" xmlns:cx1="http://schemas.microsoft.com/office/drawing/2015/9/8/chartex" xmlns:cx2="http://schemas.microsoft.com/office/drawing/2015/10/21/chartex" xmlns:cx3="http://schemas.microsoft.com/office/drawing/2016/5/9/chartex" xmlns:cx4="http://schemas.microsoft.com/office/drawing/2016/5/10/chartex" xmlns:cx5="http://schemas.microsoft.com/office/drawing/2016/5/11/chartex" xmlns:cx6="http://schemas.microsoft.com/office/drawing/2016/5/12/chartex" xmlns:cx7="http://schemas.microsoft.com/office/drawing/2016/5/13/chartex" xmlns:cx8="http://schemas.microsoft.com/office/drawing/2016/5/14/chartex" xmlns:mc="http://schemas.openxmlformats.org/markup-compatibility/2006" xmlns:aink="http://schemas.microsoft.com/office/drawing/2016/ink" xmlns:am3d="http://schemas.microsoft.com/office/drawing/2017/model3d" xmlns:o="urn:schemas-microsoft-com:office:office" xmlns:r="http://schemas.openxmlformats.org/officeDocument/2006/relationships" xmlns:m="http://schemas.openxmlformats.org/officeDocument/2006/math" xmlns:v="urn:schemas-microsoft-com:vml" xmlns:wp14="http://schemas.microsoft.com/office/word/2010/wordprocessingDrawing" xmlns:wp="http://schemas.openxmlformats.org/drawingml/2006/wordprocessingDrawing" xmlns:w10="urn:schemas-microsoft-com:office:word" xmlns:w="http://schemas.openxmlformats.org/wordprocessingml/2006/main" xmlns:w14="http://schemas.microsoft.com/office/word/2010/wordml" xmlns:w15="http://schemas.microsoft.com/office/word/2012/wordml" xmlns:w16cex="http://schemas.microsoft.com/office/word/2018/wordml/cex" xmlns:w16cid="http://schemas.microsoft.com/office/word/2016/wordml/cid" xmlns:w16="http://schemas.microsoft.com/office/word/2018/wordml" xmlns:w16sdtdh="http://schemas.microsoft.com/office/word/2020/wordml/sdtdatahash" xmlns:w16se="http://schemas.microsoft.com/office/word/2015/wordml/symex" xmlns:wpg="http://schemas.microsoft.com/office/word/2010/wordprocessingGroup" xmlns:wpi="http://schemas.microsoft.com/office/word/2010/wordprocessingInk" xmlns:wne="http://schemas.microsoft.com/office/word/2006/wordml" xmlns:wps="http://schemas.microsoft.com/office/word/2010/wordprocessingShape" mc:Ignorable="w14 w15 w16se w16cid w16 w16cex w16sdtdh wp14">
+  <w:endnote w:type="separator" w:id="-1">
+    <w:p>
+      <w:pPr>
+        <w:spacing w:before="0" w:after="0"/>
+      </w:pPr>
+      <w:r>
+        <w:separator/>
+      </w:r>
+    </w:p>
+  </w:endnote>
+  <w:endnote w:type="continuationSeparator" w:id="0">
+    <w:p>
+      <w:pPr>
+        <w:spacing w:before="0" w:after="0"/>
+      </w:pPr>
+      <w:r>
+        <w:continuationSeparator/>
+      </w:r>
+    </w:p>
+  </w:endnote>
+</w:endnotes>
+</file>
+
 <file path=word/footer1.xml><?xml version="1.0" encoding="utf-8"?>
-<w:ftr xmlns:m="http://schemas.openxmlformats.org/officeDocument/2006/math" xmlns:mc="http://schemas.openxmlformats.org/markup-compatibility/2006" xmlns:mo="http://schemas.microsoft.com/office/mac/office/2008/main" xmlns:mv="urn:schemas-microsoft-com:mac:vml" xmlns:o="urn:schemas-microsoft-com:office:office" xmlns:r="http://schemas.openxmlformats.org/officeDocument/2006/relationships" xmlns:v="urn:schemas-microsoft-com:vml" xmlns:w10="urn:schemas-microsoft-com:office:word" xmlns:w14="http://schemas.microsoft.com/office/word/2010/wordml" xmlns:w="http://schemas.openxmlformats.org/wordprocessingml/2006/main" xmlns:wne="http://schemas.microsoft.com/office/word/2006/wordml" xmlns:wp14="http://schemas.microsoft.com/office/word/2010/wordprocessingDrawing" xmlns:wp="http://schemas.openxmlformats.org/drawingml/2006/wordprocessingDrawing" xmlns:wpc="http://schemas.microsoft.com/office/word/2010/wordprocessingCanvas" xmlns:wpg="http://schemas.microsoft.com/office/word/2010/wordprocessingGroup" xmlns:wpi="http://schemas.microsoft.com/office/word/2010/wordprocessingInk" xmlns:wps="http://schemas.microsoft.com/office/word/2010/wordprocessingShape" mc:Ignorable="w14 wp14">
+<w:ftr xmlns:wpc="http://schemas.microsoft.com/office/word/2010/wordprocessingCanvas" xmlns:cx="http://schemas.microsoft.com/office/drawing/2014/chartex" xmlns:cx1="http://schemas.microsoft.com/office/drawing/2015/9/8/chartex" xmlns:cx2="http://schemas.microsoft.com/office/drawing/2015/10/21/chartex" xmlns:cx3="http://schemas.microsoft.com/office/drawing/2016/5/9/chartex" xmlns:cx4="http://schemas.microsoft.com/office/drawing/2016/5/10/chartex" xmlns:cx5="http://schemas.microsoft.com/office/drawing/2016/5/11/chartex" xmlns:cx6="http://schemas.microsoft.com/office/drawing/2016/5/12/chartex" xmlns:cx7="http://schemas.microsoft.com/office/drawing/2016/5/13/chartex" xmlns:cx8="http://schemas.microsoft.com/office/drawing/2016/5/14/chartex" xmlns:mc="http://schemas.openxmlformats.org/markup-compatibility/2006" xmlns:aink="http://schemas.microsoft.com/office/drawing/2016/ink" xmlns:am3d="http://schemas.microsoft.com/office/drawing/2017/model3d" xmlns:o="urn:schemas-microsoft-com:office:office" xmlns:r="http://schemas.openxmlformats.org/officeDocument/2006/relationships" xmlns:m="http://schemas.openxmlformats.org/officeDocument/2006/math" xmlns:v="urn:schemas-microsoft-com:vml" xmlns:wp14="http://schemas.microsoft.com/office/word/2010/wordprocessingDrawing" xmlns:wp="http://schemas.openxmlformats.org/drawingml/2006/wordprocessingDrawing" xmlns:w10="urn:schemas-microsoft-com:office:word" xmlns:w="http://schemas.openxmlformats.org/wordprocessingml/2006/main" xmlns:w14="http://schemas.microsoft.com/office/word/2010/wordml" xmlns:w15="http://schemas.microsoft.com/office/word/2012/wordml" xmlns:w16cex="http://schemas.microsoft.com/office/word/2018/wordml/cex" xmlns:w16cid="http://schemas.microsoft.com/office/word/2016/wordml/cid" xmlns:w16="http://schemas.microsoft.com/office/word/2018/wordml" xmlns:w16sdtdh="http://schemas.microsoft.com/office/word/2020/wordml/sdtdatahash" xmlns:w16se="http://schemas.microsoft.com/office/word/2015/wordml/symex" xmlns:wpg="http://schemas.microsoft.com/office/word/2010/wordprocessingGroup" xmlns:wpi="http://schemas.microsoft.com/office/word/2010/wordprocessingInk" xmlns:wne="http://schemas.microsoft.com/office/word/2006/wordml" xmlns:wps="http://schemas.microsoft.com/office/word/2010/wordprocessingShape" mc:Ignorable="w14 w15 w16se w16cid w16 w16cex w16sdtdh wp14">
   <w:p>
     <w:pPr>
       <w:pStyle w:val="Footer"/>
@@ -127,7 +273,7 @@
 </file>
 
 <file path=word/footer2.xml><?xml version="1.0" encoding="utf-8"?>
-<w:ftr xmlns:m="http://schemas.openxmlformats.org/officeDocument/2006/math" xmlns:mc="http://schemas.openxmlformats.org/markup-compatibility/2006" xmlns:mo="http://schemas.microsoft.com/office/mac/office/2008/main" xmlns:mv="urn:schemas-microsoft-com:mac:vml" xmlns:o="urn:schemas-microsoft-com:office:office" xmlns:r="http://schemas.openxmlformats.org/officeDocument/2006/relationships" xmlns:v="urn:schemas-microsoft-com:vml" xmlns:w10="urn:schemas-microsoft-com:office:word" xmlns:w14="http://schemas.microsoft.com/office/word/2010/wordml" xmlns:w="http://schemas.openxmlformats.org/wordprocessingml/2006/main" xmlns:wne="http://schemas.microsoft.com/office/word/2006/wordml" xmlns:wp14="http://schemas.microsoft.com/office/word/2010/wordprocessingDrawing" xmlns:wp="http://schemas.openxmlformats.org/drawingml/2006/wordprocessingDrawing" xmlns:wpc="http://schemas.microsoft.com/office/word/2010/wordprocessingCanvas" xmlns:wpg="http://schemas.microsoft.com/office/word/2010/wordprocessingGroup" xmlns:wpi="http://schemas.microsoft.com/office/word/2010/wordprocessingInk" xmlns:wps="http://schemas.microsoft.com/office/word/2010/wordprocessingShape" mc:Ignorable="w14 wp14">
+<w:ftr xmlns:wpc="http://schemas.microsoft.com/office/word/2010/wordprocessingCanvas" xmlns:cx="http://schemas.microsoft.com/office/drawing/2014/chartex" xmlns:cx1="http://schemas.microsoft.com/office/drawing/2015/9/8/chartex" xmlns:cx2="http://schemas.microsoft.com/office/drawing/2015/10/21/chartex" xmlns:cx3="http://schemas.microsoft.com/office/drawing/2016/5/9/chartex" xmlns:cx4="http://schemas.microsoft.com/office/drawing/2016/5/10/chartex" xmlns:cx5="http://schemas.microsoft.com/office/drawing/2016/5/11/chartex" xmlns:cx6="http://schemas.microsoft.com/office/drawing/2016/5/12/chartex" xmlns:cx7="http://schemas.microsoft.com/office/drawing/2016/5/13/chartex" xmlns:cx8="http://schemas.microsoft.com/office/drawing/2016/5/14/chartex" xmlns:mc="http://schemas.openxmlformats.org/markup-compatibility/2006" xmlns:aink="http://schemas.microsoft.com/office/drawing/2016/ink" xmlns:am3d="http://schemas.microsoft.com/office/drawing/2017/model3d" xmlns:o="urn:schemas-microsoft-com:office:office" xmlns:r="http://schemas.openxmlformats.org/officeDocument/2006/relationships" xmlns:m="http://schemas.openxmlformats.org/officeDocument/2006/math" xmlns:v="urn:schemas-microsoft-com:vml" xmlns:wp14="http://schemas.microsoft.com/office/word/2010/wordprocessingDrawing" xmlns:wp="http://schemas.openxmlformats.org/drawingml/2006/wordprocessingDrawing" xmlns:w10="urn:schemas-microsoft-com:office:word" xmlns:w="http://schemas.openxmlformats.org/wordprocessingml/2006/main" xmlns:w14="http://schemas.microsoft.com/office/word/2010/wordml" xmlns:w15="http://schemas.microsoft.com/office/word/2012/wordml" xmlns:w16cex="http://schemas.microsoft.com/office/word/2018/wordml/cex" xmlns:w16cid="http://schemas.microsoft.com/office/word/2016/wordml/cid" xmlns:w16="http://schemas.microsoft.com/office/word/2018/wordml" xmlns:w16sdtdh="http://schemas.microsoft.com/office/word/2020/wordml/sdtdatahash" xmlns:w16se="http://schemas.microsoft.com/office/word/2015/wordml/symex" xmlns:wpg="http://schemas.microsoft.com/office/word/2010/wordprocessingGroup" xmlns:wpi="http://schemas.microsoft.com/office/word/2010/wordprocessingInk" xmlns:wne="http://schemas.microsoft.com/office/word/2006/wordml" xmlns:wps="http://schemas.microsoft.com/office/word/2010/wordprocessingShape" mc:Ignorable="w14 w15 w16se w16cid w16 w16cex w16sdtdh wp14">
   <w:p>
     <w:pPr>
       <w:pStyle w:val="Footer"/>
@@ -137,7 +283,7 @@
 </file>
 
 <file path=word/footer3.xml><?xml version="1.0" encoding="utf-8"?>
-<w:ftr xmlns:m="http://schemas.openxmlformats.org/officeDocument/2006/math" xmlns:mc="http://schemas.openxmlformats.org/markup-compatibility/2006" xmlns:mo="http://schemas.microsoft.com/office/mac/office/2008/main" xmlns:mv="urn:schemas-microsoft-com:mac:vml" xmlns:o="urn:schemas-microsoft-com:office:office" xmlns:r="http://schemas.openxmlformats.org/officeDocument/2006/relationships" xmlns:v="urn:schemas-microsoft-com:vml" xmlns:w10="urn:schemas-microsoft-com:office:word" xmlns:w14="http://schemas.microsoft.com/office/word/2010/wordml" xmlns:w="http://schemas.openxmlformats.org/wordprocessingml/2006/main" xmlns:wne="http://schemas.microsoft.com/office/word/2006/wordml" xmlns:wp14="http://schemas.microsoft.com/office/word/2010/wordprocessingDrawing" xmlns:wp="http://schemas.openxmlformats.org/drawingml/2006/wordprocessingDrawing" xmlns:wpc="http://schemas.microsoft.com/office/word/2010/wordprocessingCanvas" xmlns:wpg="http://schemas.microsoft.com/office/word/2010/wordprocessingGroup" xmlns:wpi="http://schemas.microsoft.com/office/word/2010/wordprocessingInk" xmlns:wps="http://schemas.microsoft.com/office/word/2010/wordprocessingShape" mc:Ignorable="w14 wp14">
+<w:ftr xmlns:wpc="http://schemas.microsoft.com/office/word/2010/wordprocessingCanvas" xmlns:cx="http://schemas.microsoft.com/office/drawing/2014/chartex" xmlns:cx1="http://schemas.microsoft.com/office/drawing/2015/9/8/chartex" xmlns:cx2="http://schemas.microsoft.com/office/drawing/2015/10/21/chartex" xmlns:cx3="http://schemas.microsoft.com/office/drawing/2016/5/9/chartex" xmlns:cx4="http://schemas.microsoft.com/office/drawing/2016/5/10/chartex" xmlns:cx5="http://schemas.microsoft.com/office/drawing/2016/5/11/chartex" xmlns:cx6="http://schemas.microsoft.com/office/drawing/2016/5/12/chartex" xmlns:cx7="http://schemas.microsoft.com/office/drawing/2016/5/13/chartex" xmlns:cx8="http://schemas.microsoft.com/office/drawing/2016/5/14/chartex" xmlns:mc="http://schemas.openxmlformats.org/markup-compatibility/2006" xmlns:aink="http://schemas.microsoft.com/office/drawing/2016/ink" xmlns:am3d="http://schemas.microsoft.com/office/drawing/2017/model3d" xmlns:o="urn:schemas-microsoft-com:office:office" xmlns:r="http://schemas.openxmlformats.org/officeDocument/2006/relationships" xmlns:m="http://schemas.openxmlformats.org/officeDocument/2006/math" xmlns:v="urn:schemas-microsoft-com:vml" xmlns:wp14="http://schemas.microsoft.com/office/word/2010/wordprocessingDrawing" xmlns:wp="http://schemas.openxmlformats.org/drawingml/2006/wordprocessingDrawing" xmlns:w10="urn:schemas-microsoft-com:office:word" xmlns:w="http://schemas.openxmlformats.org/wordprocessingml/2006/main" xmlns:w14="http://schemas.microsoft.com/office/word/2010/wordml" xmlns:w15="http://schemas.microsoft.com/office/word/2012/wordml" xmlns:w16cex="http://schemas.microsoft.com/office/word/2018/wordml/cex" xmlns:w16cid="http://schemas.microsoft.com/office/word/2016/wordml/cid" xmlns:w16="http://schemas.microsoft.com/office/word/2018/wordml" xmlns:w16sdtdh="http://schemas.microsoft.com/office/word/2020/wordml/sdtdatahash" xmlns:w16se="http://schemas.microsoft.com/office/word/2015/wordml/symex" xmlns:wpg="http://schemas.microsoft.com/office/word/2010/wordprocessingGroup" xmlns:wpi="http://schemas.microsoft.com/office/word/2010/wordprocessingInk" xmlns:wne="http://schemas.microsoft.com/office/word/2006/wordml" xmlns:wps="http://schemas.microsoft.com/office/word/2010/wordprocessingShape" mc:Ignorable="w14 w15 w16se w16cid w16 w16cex w16sdtdh wp14">
   <w:p>
     <w:pPr>
       <w:pStyle w:val="Footer"/>
@@ -146,8 +292,33 @@
 </w:ftr>
 </file>
 
+<file path=word/footnotes.xml><?xml version="1.0" encoding="utf-8"?>
+<w:footnotes xmlns:wpc="http://schemas.microsoft.com/office/word/2010/wordprocessingCanvas" xmlns:cx="http://schemas.microsoft.com/office/drawing/2014/chartex" xmlns:cx1="http://schemas.microsoft.com/office/drawing/2015/9/8/chartex" xmlns:cx2="http://schemas.microsoft.com/office/drawing/2015/10/21/chartex" xmlns:cx3="http://schemas.microsoft.com/office/drawing/2016/5/9/chartex" xmlns:cx4="http://schemas.microsoft.com/office/drawing/2016/5/10/chartex" xmlns:cx5="http://schemas.microsoft.com/office/drawing/2016/5/11/chartex" xmlns:cx6="http://schemas.microsoft.com/office/drawing/2016/5/12/chartex" xmlns:cx7="http://schemas.microsoft.com/office/drawing/2016/5/13/chartex" xmlns:cx8="http://schemas.microsoft.com/office/drawing/2016/5/14/chartex" xmlns:mc="http://schemas.openxmlformats.org/markup-compatibility/2006" xmlns:aink="http://schemas.microsoft.com/office/drawing/2016/ink" xmlns:am3d="http://schemas.microsoft.com/office/drawing/2017/model3d" xmlns:o="urn:schemas-microsoft-com:office:office" xmlns:r="http://schemas.openxmlformats.org/officeDocument/2006/relationships" xmlns:m="http://schemas.openxmlformats.org/officeDocument/2006/math" xmlns:v="urn:schemas-microsoft-com:vml" xmlns:wp14="http://schemas.microsoft.com/office/word/2010/wordprocessingDrawing" xmlns:wp="http://schemas.openxmlformats.org/drawingml/2006/wordprocessingDrawing" xmlns:w10="urn:schemas-microsoft-com:office:word" xmlns:w="http://schemas.openxmlformats.org/wordprocessingml/2006/main" xmlns:w14="http://schemas.microsoft.com/office/word/2010/wordml" xmlns:w15="http://schemas.microsoft.com/office/word/2012/wordml" xmlns:w16cex="http://schemas.microsoft.com/office/word/2018/wordml/cex" xmlns:w16cid="http://schemas.microsoft.com/office/word/2016/wordml/cid" xmlns:w16="http://schemas.microsoft.com/office/word/2018/wordml" xmlns:w16sdtdh="http://schemas.microsoft.com/office/word/2020/wordml/sdtdatahash" xmlns:w16se="http://schemas.microsoft.com/office/word/2015/wordml/symex" xmlns:wpg="http://schemas.microsoft.com/office/word/2010/wordprocessingGroup" xmlns:wpi="http://schemas.microsoft.com/office/word/2010/wordprocessingInk" xmlns:wne="http://schemas.microsoft.com/office/word/2006/wordml" xmlns:wps="http://schemas.microsoft.com/office/word/2010/wordprocessingShape" mc:Ignorable="w14 w15 w16se w16cid w16 w16cex w16sdtdh wp14">
+  <w:footnote w:type="separator" w:id="-1">
+    <w:p>
+      <w:pPr>
+        <w:spacing w:before="0" w:after="0"/>
+      </w:pPr>
+      <w:r>
+        <w:separator/>
+      </w:r>
+    </w:p>
+  </w:footnote>
+  <w:footnote w:type="continuationSeparator" w:id="0">
+    <w:p>
+      <w:pPr>
+        <w:spacing w:before="0" w:after="0"/>
+      </w:pPr>
+      <w:r>
+        <w:continuationSeparator/>
+      </w:r>
+    </w:p>
+  </w:footnote>
+</w:footnotes>
+</file>
+
 <file path=word/header1.xml><?xml version="1.0" encoding="utf-8"?>
-<w:hdr xmlns:m="http://schemas.openxmlformats.org/officeDocument/2006/math" xmlns:mc="http://schemas.openxmlformats.org/markup-compatibility/2006" xmlns:mo="http://schemas.microsoft.com/office/mac/office/2008/main" xmlns:mv="urn:schemas-microsoft-com:mac:vml" xmlns:o="urn:schemas-microsoft-com:office:office" xmlns:r="http://schemas.openxmlformats.org/officeDocument/2006/relationships" xmlns:v="urn:schemas-microsoft-com:vml" xmlns:w10="urn:schemas-microsoft-com:office:word" xmlns:w14="http://schemas.microsoft.com/office/word/2010/wordml" xmlns:w="http://schemas.openxmlformats.org/wordprocessingml/2006/main" xmlns:wne="http://schemas.microsoft.com/office/word/2006/wordml" xmlns:wp14="http://schemas.microsoft.com/office/word/2010/wordprocessingDrawing" xmlns:wp="http://schemas.openxmlformats.org/drawingml/2006/wordprocessingDrawing" xmlns:wpc="http://schemas.microsoft.com/office/word/2010/wordprocessingCanvas" xmlns:wpg="http://schemas.microsoft.com/office/word/2010/wordprocessingGroup" xmlns:wpi="http://schemas.microsoft.com/office/word/2010/wordprocessingInk" xmlns:wps="http://schemas.microsoft.com/office/word/2010/wordprocessingShape" mc:Ignorable="w14 wp14">
+<w:hdr xmlns:wpc="http://schemas.microsoft.com/office/word/2010/wordprocessingCanvas" xmlns:cx="http://schemas.microsoft.com/office/drawing/2014/chartex" xmlns:cx1="http://schemas.microsoft.com/office/drawing/2015/9/8/chartex" xmlns:cx2="http://schemas.microsoft.com/office/drawing/2015/10/21/chartex" xmlns:cx3="http://schemas.microsoft.com/office/drawing/2016/5/9/chartex" xmlns:cx4="http://schemas.microsoft.com/office/drawing/2016/5/10/chartex" xmlns:cx5="http://schemas.microsoft.com/office/drawing/2016/5/11/chartex" xmlns:cx6="http://schemas.microsoft.com/office/drawing/2016/5/12/chartex" xmlns:cx7="http://schemas.microsoft.com/office/drawing/2016/5/13/chartex" xmlns:cx8="http://schemas.microsoft.com/office/drawing/2016/5/14/chartex" xmlns:mc="http://schemas.openxmlformats.org/markup-compatibility/2006" xmlns:aink="http://schemas.microsoft.com/office/drawing/2016/ink" xmlns:am3d="http://schemas.microsoft.com/office/drawing/2017/model3d" xmlns:o="urn:schemas-microsoft-com:office:office" xmlns:r="http://schemas.openxmlformats.org/officeDocument/2006/relationships" xmlns:m="http://schemas.openxmlformats.org/officeDocument/2006/math" xmlns:v="urn:schemas-microsoft-com:vml" xmlns:wp14="http://schemas.microsoft.com/office/word/2010/wordprocessingDrawing" xmlns:wp="http://schemas.openxmlformats.org/drawingml/2006/wordprocessingDrawing" xmlns:w10="urn:schemas-microsoft-com:office:word" xmlns:w="http://schemas.openxmlformats.org/wordprocessingml/2006/main" xmlns:w14="http://schemas.microsoft.com/office/word/2010/wordml" xmlns:w15="http://schemas.microsoft.com/office/word/2012/wordml" xmlns:w16cex="http://schemas.microsoft.com/office/word/2018/wordml/cex" xmlns:w16cid="http://schemas.microsoft.com/office/word/2016/wordml/cid" xmlns:w16="http://schemas.microsoft.com/office/word/2018/wordml" xmlns:w16sdtdh="http://schemas.microsoft.com/office/word/2020/wordml/sdtdatahash" xmlns:w16se="http://schemas.microsoft.com/office/word/2015/wordml/symex" xmlns:wpg="http://schemas.microsoft.com/office/word/2010/wordprocessingGroup" xmlns:wpi="http://schemas.microsoft.com/office/word/2010/wordprocessingInk" xmlns:wne="http://schemas.microsoft.com/office/word/2006/wordml" xmlns:wps="http://schemas.microsoft.com/office/word/2010/wordprocessingShape" mc:Ignorable="w14 w15 w16se w16cid w16 w16cex w16sdtdh wp14">
   <w:p>
     <w:pPr>
       <w:pStyle w:val="Header"/>
@@ -157,7 +328,7 @@
 </file>
 
 <file path=word/header2.xml><?xml version="1.0" encoding="utf-8"?>
-<w:hdr xmlns:m="http://schemas.openxmlformats.org/officeDocument/2006/math" xmlns:mc="http://schemas.openxmlformats.org/markup-compatibility/2006" xmlns:mo="http://schemas.microsoft.com/office/mac/office/2008/main" xmlns:mv="urn:schemas-microsoft-com:mac:vml" xmlns:o="urn:schemas-microsoft-com:office:office" xmlns:r="http://schemas.openxmlformats.org/officeDocument/2006/relationships" xmlns:v="urn:schemas-microsoft-com:vml" xmlns:w10="urn:schemas-microsoft-com:office:word" xmlns:w14="http://schemas.microsoft.com/office/word/2010/wordml" xmlns:w="http://schemas.openxmlformats.org/wordprocessingml/2006/main" xmlns:wne="http://schemas.microsoft.com/office/word/2006/wordml" xmlns:wp14="http://schemas.microsoft.com/office/word/2010/wordprocessingDrawing" xmlns:wp="http://schemas.openxmlformats.org/drawingml/2006/wordprocessingDrawing" xmlns:wpc="http://schemas.microsoft.com/office/word/2010/wordprocessingCanvas" xmlns:wpg="http://schemas.microsoft.com/office/word/2010/wordprocessingGroup" xmlns:wpi="http://schemas.microsoft.com/office/word/2010/wordprocessingInk" xmlns:wps="http://schemas.microsoft.com/office/word/2010/wordprocessingShape" mc:Ignorable="w14 wp14">
+<w:hdr xmlns:wpc="http://schemas.microsoft.com/office/word/2010/wordprocessingCanvas" xmlns:cx="http://schemas.microsoft.com/office/drawing/2014/chartex" xmlns:cx1="http://schemas.microsoft.com/office/drawing/2015/9/8/chartex" xmlns:cx2="http://schemas.microsoft.com/office/drawing/2015/10/21/chartex" xmlns:cx3="http://schemas.microsoft.com/office/drawing/2016/5/9/chartex" xmlns:cx4="http://schemas.microsoft.com/office/drawing/2016/5/10/chartex" xmlns:cx5="http://schemas.microsoft.com/office/drawing/2016/5/11/chartex" xmlns:cx6="http://schemas.microsoft.com/office/drawing/2016/5/12/chartex" xmlns:cx7="http://schemas.microsoft.com/office/drawing/2016/5/13/chartex" xmlns:cx8="http://schemas.microsoft.com/office/drawing/2016/5/14/chartex" xmlns:mc="http://schemas.openxmlformats.org/markup-compatibility/2006" xmlns:aink="http://schemas.microsoft.com/office/drawing/2016/ink" xmlns:am3d="http://schemas.microsoft.com/office/drawing/2017/model3d" xmlns:o="urn:schemas-microsoft-com:office:office" xmlns:r="http://schemas.openxmlformats.org/officeDocument/2006/relationships" xmlns:m="http://schemas.openxmlformats.org/officeDocument/2006/math" xmlns:v="urn:schemas-microsoft-com:vml" xmlns:wp14="http://schemas.microsoft.com/office/word/2010/wordprocessingDrawing" xmlns:wp="http://schemas.openxmlformats.org/drawingml/2006/wordprocessingDrawing" xmlns:w10="urn:schemas-microsoft-com:office:word" xmlns:w="http://schemas.openxmlformats.org/wordprocessingml/2006/main" xmlns:w14="http://schemas.microsoft.com/office/word/2010/wordml" xmlns:w15="http://schemas.microsoft.com/office/word/2012/wordml" xmlns:w16cex="http://schemas.microsoft.com/office/word/2018/wordml/cex" xmlns:w16cid="http://schemas.microsoft.com/office/word/2016/wordml/cid" xmlns:w16="http://schemas.microsoft.com/office/word/2018/wordml" xmlns:w16sdtdh="http://schemas.microsoft.com/office/word/2020/wordml/sdtdatahash" xmlns:w16se="http://schemas.microsoft.com/office/word/2015/wordml/symex" xmlns:wpg="http://schemas.microsoft.com/office/word/2010/wordprocessingGroup" xmlns:wpi="http://schemas.microsoft.com/office/word/2010/wordprocessingInk" xmlns:wne="http://schemas.microsoft.com/office/word/2006/wordml" xmlns:wps="http://schemas.microsoft.com/office/word/2010/wordprocessingShape" mc:Ignorable="w14 w15 w16se w16cid w16 w16cex w16sdtdh wp14">
   <w:p>
     <w:pPr>
       <w:pStyle w:val="Header"/>
@@ -167,7 +338,7 @@
 </file>
 
 <file path=word/header3.xml><?xml version="1.0" encoding="utf-8"?>
-<w:hdr xmlns:m="http://schemas.openxmlformats.org/officeDocument/2006/math" xmlns:mc="http://schemas.openxmlformats.org/markup-compatibility/2006" xmlns:mo="http://schemas.microsoft.com/office/mac/office/2008/main" xmlns:mv="urn:schemas-microsoft-com:mac:vml" xmlns:o="urn:schemas-microsoft-com:office:office" xmlns:r="http://schemas.openxmlformats.org/officeDocument/2006/relationships" xmlns:v="urn:schemas-microsoft-com:vml" xmlns:w10="urn:schemas-microsoft-com:office:word" xmlns:w14="http://schemas.microsoft.com/office/word/2010/wordml" xmlns:w="http://schemas.openxmlformats.org/wordprocessingml/2006/main" xmlns:wne="http://schemas.microsoft.com/office/word/2006/wordml" xmlns:wp14="http://schemas.microsoft.com/office/word/2010/wordprocessingDrawing" xmlns:wp="http://schemas.openxmlformats.org/drawingml/2006/wordprocessingDrawing" xmlns:wpc="http://schemas.microsoft.com/office/word/2010/wordprocessingCanvas" xmlns:wpg="http://schemas.microsoft.com/office/word/2010/wordprocessingGroup" xmlns:wpi="http://schemas.microsoft.com/office/word/2010/wordprocessingInk" xmlns:wps="http://schemas.microsoft.com/office/word/2010/wordprocessingShape" mc:Ignorable="w14 wp14">
+<w:hdr xmlns:wpc="http://schemas.microsoft.com/office/word/2010/wordprocessingCanvas" xmlns:cx="http://schemas.microsoft.com/office/drawing/2014/chartex" xmlns:cx1="http://schemas.microsoft.com/office/drawing/2015/9/8/chartex" xmlns:cx2="http://schemas.microsoft.com/office/drawing/2015/10/21/chartex" xmlns:cx3="http://schemas.microsoft.com/office/drawing/2016/5/9/chartex" xmlns:cx4="http://schemas.microsoft.com/office/drawing/2016/5/10/chartex" xmlns:cx5="http://schemas.microsoft.com/office/drawing/2016/5/11/chartex" xmlns:cx6="http://schemas.microsoft.com/office/drawing/2016/5/12/chartex" xmlns:cx7="http://schemas.microsoft.com/office/drawing/2016/5/13/chartex" xmlns:cx8="http://schemas.microsoft.com/office/drawing/2016/5/14/chartex" xmlns:mc="http://schemas.openxmlformats.org/markup-compatibility/2006" xmlns:aink="http://schemas.microsoft.com/office/drawing/2016/ink" xmlns:am3d="http://schemas.microsoft.com/office/drawing/2017/model3d" xmlns:o="urn:schemas-microsoft-com:office:office" xmlns:r="http://schemas.openxmlformats.org/officeDocument/2006/relationships" xmlns:m="http://schemas.openxmlformats.org/officeDocument/2006/math" xmlns:v="urn:schemas-microsoft-com:vml" xmlns:wp14="http://schemas.microsoft.com/office/word/2010/wordprocessingDrawing" xmlns:wp="http://schemas.openxmlformats.org/drawingml/2006/wordprocessingDrawing" xmlns:w10="urn:schemas-microsoft-com:office:word" xmlns:w="http://schemas.openxmlformats.org/wordprocessingml/2006/main" xmlns:w14="http://schemas.microsoft.com/office/word/2010/wordml" xmlns:w15="http://schemas.microsoft.com/office/word/2012/wordml" xmlns:w16cex="http://schemas.microsoft.com/office/word/2018/wordml/cex" xmlns:w16cid="http://schemas.microsoft.com/office/word/2016/wordml/cid" xmlns:w16="http://schemas.microsoft.com/office/word/2018/wordml" xmlns:w16sdtdh="http://schemas.microsoft.com/office/word/2020/wordml/sdtdatahash" xmlns:w16se="http://schemas.microsoft.com/office/word/2015/wordml/symex" xmlns:wpg="http://schemas.microsoft.com/office/word/2010/wordprocessingGroup" xmlns:wpi="http://schemas.microsoft.com/office/word/2010/wordprocessingInk" xmlns:wne="http://schemas.microsoft.com/office/word/2006/wordml" xmlns:wps="http://schemas.microsoft.com/office/word/2010/wordprocessingShape" mc:Ignorable="w14 w15 w16se w16cid w16 w16cex w16sdtdh wp14">
   <w:p>
     <w:pPr>
       <w:pStyle w:val="Header"/>

--- a/docassemble/AKA2JBranding/data/templates/sign_content.docx
+++ b/docassemble/AKA2JBranding/data/templates/sign_content.docx
@@ -18,7 +18,9 @@
         <w:t>1.</w:t>
       </w:r>
       <w:r>
-        <w:tab/>
+        <w:t xml:space="preserve">  </w:t>
+      </w:r>
+      <w:r>
         <w:t>If the signature needs to be notarized.</w:t>
       </w:r>
     </w:p>
@@ -30,8 +32,22 @@
         <w:t>2.</w:t>
       </w:r>
       <w:r>
-        <w:tab/>
-        <w:t>If you fill them out a paper copy by hand or use a computer or mobile device.</w:t>
+        <w:t xml:space="preserve">  </w:t>
+      </w:r>
+      <w:r>
+        <w:t>If you fill out a paper copy</w:t>
+      </w:r>
+      <w:r>
+        <w:t>,</w:t>
+      </w:r>
+      <w:r>
+        <w:t xml:space="preserve"> by hand</w:t>
+      </w:r>
+      <w:r>
+        <w:t>,</w:t>
+      </w:r>
+      <w:r>
+        <w:t xml:space="preserve"> or use a computer or mobile device.</w:t>
       </w:r>
     </w:p>
     <w:p>
@@ -42,8 +58,22 @@
         <w:t>3.</w:t>
       </w:r>
       <w:r>
-        <w:tab/>
-        <w:t>If you file mail or hand deliver a paper copy to the court, or use TrueFiling.</w:t>
+        <w:t xml:space="preserve">  </w:t>
+      </w:r>
+      <w:r>
+        <w:t xml:space="preserve">If you file </w:t>
+      </w:r>
+      <w:r>
+        <w:t xml:space="preserve">by </w:t>
+      </w:r>
+      <w:r>
+        <w:t>mail</w:t>
+      </w:r>
+      <w:r>
+        <w:t>,</w:t>
+      </w:r>
+      <w:r>
+        <w:t xml:space="preserve"> or hand deliver a paper copy to the court, or use TrueFiling.</w:t>
       </w:r>
     </w:p>
     <w:p>

--- a/docassemble/AKA2JBranding/data/templates/sign_content.docx
+++ b/docassemble/AKA2JBranding/data/templates/sign_content.docx
@@ -125,7 +125,19 @@
         <w:pStyle w:val="Body"/>
       </w:pPr>
       <w:r>
-        <w:t>If you fill out your forms on a computer but do not file them with TrueFiling or you fill out paper copies by hand:</w:t>
+        <w:t>If you fill out your forms on a computer</w:t>
+      </w:r>
+      <w:r>
+        <w:t>,</w:t>
+      </w:r>
+      <w:r>
+        <w:t xml:space="preserve"> but do not file them with TrueFiling</w:t>
+      </w:r>
+      <w:r>
+        <w:t>,</w:t>
+      </w:r>
+      <w:r>
+        <w:t xml:space="preserve"> or you fill out paper copies by hand:</w:t>
       </w:r>
     </w:p>
     <w:p>
@@ -138,7 +150,17 @@
         <w:ind w:left="360"/>
       </w:pPr>
       <w:r>
-        <w:t>If your form does not need a notarized signature, sign it with a pen.</w:t>
+        <w:t xml:space="preserve">If your form does </w:t>
+      </w:r>
+      <w:r>
+        <w:rPr>
+          <w:b/>
+          <w:bCs/>
+        </w:rPr>
+        <w:t>not need</w:t>
+      </w:r>
+      <w:r>
+        <w:t xml:space="preserve"> a notarized signature, sign it with a pen.</w:t>
       </w:r>
     </w:p>
     <w:p>
@@ -151,7 +173,65 @@
         <w:ind w:left="360"/>
       </w:pPr>
       <w:r>
-        <w:t xml:space="preserve">If your form needs a notarized signature, wait to sign the form until you are in front of someone who has the power to take oaths, like a notary public. If you are filing your documents in person at court, the court clerk can notarize them for free.  Bring a valid photo ID with you.  If you are mailing your documents and do not have access to a notary or court clerk, fill out and file </w:t>
+        <w:t xml:space="preserve">If your form </w:t>
+      </w:r>
+      <w:r>
+        <w:rPr>
+          <w:b/>
+          <w:bCs/>
+        </w:rPr>
+        <w:t>needs</w:t>
+      </w:r>
+      <w:r>
+        <w:t xml:space="preserve"> a notarized signature, wait to sign the form until you are in front of someone who has the power to take oaths, like a notary public.</w:t>
+      </w:r>
+    </w:p>
+    <w:p>
+      <w:pPr>
+        <w:pStyle w:val="Body"/>
+        <w:numPr>
+          <w:ilvl w:val="1"/>
+          <w:numId w:val="46"/>
+        </w:numPr>
+      </w:pPr>
+      <w:r>
+        <w:t>If you fil</w:t>
+      </w:r>
+      <w:r>
+        <w:t>e</w:t>
+      </w:r>
+      <w:r>
+        <w:t xml:space="preserve"> your documents in person</w:t>
+      </w:r>
+      <w:r>
+        <w:t>,</w:t>
+      </w:r>
+      <w:r>
+        <w:t xml:space="preserve"> at court, the court clerk can notarize them for free. Bring a valid photo ID with you.</w:t>
+      </w:r>
+    </w:p>
+    <w:p>
+      <w:pPr>
+        <w:pStyle w:val="Body"/>
+        <w:numPr>
+          <w:ilvl w:val="1"/>
+          <w:numId w:val="46"/>
+        </w:numPr>
+      </w:pPr>
+      <w:r>
+        <w:t xml:space="preserve">If you are </w:t>
+      </w:r>
+      <w:r>
+        <w:t xml:space="preserve">file by </w:t>
+      </w:r>
+      <w:r>
+        <w:t xml:space="preserve">mailing your documents and </w:t>
+      </w:r>
+      <w:r>
+        <w:t xml:space="preserve">you </w:t>
+      </w:r>
+      <w:r>
+        <w:t xml:space="preserve">do not have access to a notary or court clerk, fill out and file </w:t>
       </w:r>
       <w:r>
         <w:rPr>
@@ -2093,7 +2173,7 @@
         <w:rFonts w:ascii="Symbol" w:eastAsiaTheme="minorHAnsi" w:hAnsi="Symbol" w:cs="Helvetica" w:hint="default"/>
       </w:rPr>
     </w:lvl>
-    <w:lvl w:ilvl="1" w:tplc="04090003" w:tentative="1">
+    <w:lvl w:ilvl="1" w:tplc="04090003">
       <w:start w:val="1"/>
       <w:numFmt w:val="bullet"/>
       <w:lvlText w:val="o"/>
